--- a/resumes/CharlesStufflebeem.docx
+++ b/resumes/CharlesStufflebeem.docx
@@ -6,10 +6,18 @@
       <w:pPr>
         <w:spacing w:after="250"/>
         <w:ind w:left="-5"/>
+        <w:rPr>
+          <w:rFonts w:ascii="Times New Roman" w:hAnsi="Times New Roman" w:cs="Times New Roman"/>
+          <w:sz w:val="28"/>
+          <w:szCs w:val="28"/>
+        </w:rPr>
       </w:pPr>
       <w:r>
         <w:rPr>
-          <w:b/>
+          <w:rFonts w:ascii="Times New Roman" w:hAnsi="Times New Roman" w:cs="Times New Roman"/>
+          <w:b/>
+          <w:sz w:val="28"/>
+          <w:szCs w:val="28"/>
         </w:rPr>
         <w:t xml:space="preserve">To the Hall of Fame Selection Committee, </w:t>
       </w:r>
@@ -18,111 +26,198 @@
       <w:pPr>
         <w:spacing w:after="10"/>
         <w:ind w:left="-5"/>
+        <w:rPr>
+          <w:rFonts w:ascii="Times New Roman" w:hAnsi="Times New Roman" w:cs="Times New Roman"/>
+          <w:sz w:val="28"/>
+          <w:szCs w:val="28"/>
+        </w:rPr>
       </w:pPr>
       <w:r>
-        <w:t>It is with great respect and en</w:t>
-      </w:r>
-      <w:bookmarkStart w:id="0" w:name="_GoBack"/>
-      <w:bookmarkEnd w:id="0"/>
-      <w:r>
-        <w:t xml:space="preserve">thusiasm that I submit this nomination of </w:t>
-      </w:r>
-      <w:r>
-        <w:rPr>
-          <w:b/>
+        <w:rPr>
+          <w:rFonts w:ascii="Times New Roman" w:hAnsi="Times New Roman" w:cs="Times New Roman"/>
+          <w:sz w:val="28"/>
+          <w:szCs w:val="28"/>
+        </w:rPr>
+        <w:t xml:space="preserve">It is with great respect and enthusiasm that I submit this nomination of </w:t>
+      </w:r>
+      <w:r>
+        <w:rPr>
+          <w:rFonts w:ascii="Times New Roman" w:hAnsi="Times New Roman" w:cs="Times New Roman"/>
+          <w:b/>
+          <w:sz w:val="28"/>
+          <w:szCs w:val="28"/>
         </w:rPr>
         <w:t xml:space="preserve">Charles </w:t>
       </w:r>
       <w:proofErr w:type="spellStart"/>
       <w:r>
         <w:rPr>
-          <w:b/>
+          <w:rFonts w:ascii="Times New Roman" w:hAnsi="Times New Roman" w:cs="Times New Roman"/>
+          <w:b/>
+          <w:sz w:val="28"/>
+          <w:szCs w:val="28"/>
         </w:rPr>
         <w:t>Stufflebeem</w:t>
       </w:r>
       <w:proofErr w:type="spellEnd"/>
       <w:r>
         <w:rPr>
-          <w:b/>
+          <w:rFonts w:ascii="Times New Roman" w:hAnsi="Times New Roman" w:cs="Times New Roman"/>
+          <w:b/>
+          <w:sz w:val="28"/>
+          <w:szCs w:val="28"/>
         </w:rPr>
         <w:t xml:space="preserve"> Sr.</w:t>
       </w:r>
       <w:r>
+        <w:rPr>
+          <w:rFonts w:ascii="Times New Roman" w:hAnsi="Times New Roman" w:cs="Times New Roman"/>
+          <w:sz w:val="28"/>
+          <w:szCs w:val="28"/>
+        </w:rPr>
         <w:t xml:space="preserve"> </w:t>
       </w:r>
     </w:p>
     <w:p>
       <w:pPr>
         <w:ind w:left="-5"/>
+        <w:rPr>
+          <w:rFonts w:ascii="Times New Roman" w:hAnsi="Times New Roman" w:cs="Times New Roman"/>
+          <w:sz w:val="28"/>
+          <w:szCs w:val="28"/>
+        </w:rPr>
       </w:pPr>
       <w:proofErr w:type="gramStart"/>
       <w:r>
+        <w:rPr>
+          <w:rFonts w:ascii="Times New Roman" w:hAnsi="Times New Roman" w:cs="Times New Roman"/>
+          <w:sz w:val="28"/>
+          <w:szCs w:val="28"/>
+        </w:rPr>
         <w:t>for</w:t>
       </w:r>
       <w:proofErr w:type="gramEnd"/>
       <w:r>
-        <w:t xml:space="preserve"> induction into the Fastpitch Softball Hall of Fame. Charles’s career represents an extraordinary combination of</w:t>
-      </w:r>
-      <w:r>
-        <w:t xml:space="preserve"> athletic excellence, longevity, national recognition, and lifelong service to the game of softball. </w:t>
+        <w:rPr>
+          <w:rFonts w:ascii="Times New Roman" w:hAnsi="Times New Roman" w:cs="Times New Roman"/>
+          <w:sz w:val="28"/>
+          <w:szCs w:val="28"/>
+        </w:rPr>
+        <w:t xml:space="preserve"> induction into the Fastpitch Softball Hall of Fame. Charles’s career represents an extraordinary combination of athletic excellence, longevity, national recognition, and lifelong servi</w:t>
+      </w:r>
+      <w:bookmarkStart w:id="0" w:name="_GoBack"/>
+      <w:bookmarkEnd w:id="0"/>
+      <w:r>
+        <w:rPr>
+          <w:rFonts w:ascii="Times New Roman" w:hAnsi="Times New Roman" w:cs="Times New Roman"/>
+          <w:sz w:val="28"/>
+          <w:szCs w:val="28"/>
+        </w:rPr>
+        <w:t xml:space="preserve">ce to the game of softball. </w:t>
       </w:r>
     </w:p>
     <w:p>
       <w:pPr>
         <w:spacing w:after="8"/>
         <w:ind w:left="-5"/>
+        <w:rPr>
+          <w:rFonts w:ascii="Times New Roman" w:hAnsi="Times New Roman" w:cs="Times New Roman"/>
+          <w:sz w:val="28"/>
+          <w:szCs w:val="28"/>
+        </w:rPr>
       </w:pPr>
       <w:r>
+        <w:rPr>
+          <w:rFonts w:ascii="Times New Roman" w:hAnsi="Times New Roman" w:cs="Times New Roman"/>
+          <w:sz w:val="28"/>
+          <w:szCs w:val="28"/>
+        </w:rPr>
         <w:t xml:space="preserve">Charles began his </w:t>
       </w:r>
       <w:proofErr w:type="spellStart"/>
       <w:r>
+        <w:rPr>
+          <w:rFonts w:ascii="Times New Roman" w:hAnsi="Times New Roman" w:cs="Times New Roman"/>
+          <w:sz w:val="28"/>
+          <w:szCs w:val="28"/>
+        </w:rPr>
         <w:t>fastpitch</w:t>
       </w:r>
       <w:proofErr w:type="spellEnd"/>
       <w:r>
+        <w:rPr>
+          <w:rFonts w:ascii="Times New Roman" w:hAnsi="Times New Roman" w:cs="Times New Roman"/>
+          <w:sz w:val="28"/>
+          <w:szCs w:val="28"/>
+        </w:rPr>
         <w:t xml:space="preserve"> softball career in </w:t>
       </w:r>
       <w:r>
         <w:rPr>
-          <w:b/>
+          <w:rFonts w:ascii="Times New Roman" w:hAnsi="Times New Roman" w:cs="Times New Roman"/>
+          <w:b/>
+          <w:sz w:val="28"/>
+          <w:szCs w:val="28"/>
         </w:rPr>
         <w:t>1962 in Grinnell, Iowa</w:t>
       </w:r>
       <w:r>
+        <w:rPr>
+          <w:rFonts w:ascii="Times New Roman" w:hAnsi="Times New Roman" w:cs="Times New Roman"/>
+          <w:sz w:val="28"/>
+          <w:szCs w:val="28"/>
+        </w:rPr>
         <w:t xml:space="preserve">, quickly establishing himself as a skilled and dependable player. After moving to </w:t>
       </w:r>
       <w:r>
         <w:rPr>
-          <w:b/>
-        </w:rPr>
-        <w:t>De</w:t>
-      </w:r>
-      <w:r>
-        <w:rPr>
-          <w:b/>
-        </w:rPr>
-        <w:t>s Moines in 1964</w:t>
-      </w:r>
-      <w:r>
+          <w:rFonts w:ascii="Times New Roman" w:hAnsi="Times New Roman" w:cs="Times New Roman"/>
+          <w:b/>
+          <w:sz w:val="28"/>
+          <w:szCs w:val="28"/>
+        </w:rPr>
+        <w:t>Des Moines in 1964</w:t>
+      </w:r>
+      <w:r>
+        <w:rPr>
+          <w:rFonts w:ascii="Times New Roman" w:hAnsi="Times New Roman" w:cs="Times New Roman"/>
+          <w:sz w:val="28"/>
+          <w:szCs w:val="28"/>
+        </w:rPr>
         <w:t xml:space="preserve">, he played for the </w:t>
       </w:r>
       <w:r>
         <w:rPr>
-          <w:b/>
+          <w:rFonts w:ascii="Times New Roman" w:hAnsi="Times New Roman" w:cs="Times New Roman"/>
+          <w:b/>
+          <w:sz w:val="28"/>
+          <w:szCs w:val="28"/>
         </w:rPr>
         <w:t>Des Moines Mets through 1965</w:t>
       </w:r>
       <w:r>
+        <w:rPr>
+          <w:rFonts w:ascii="Times New Roman" w:hAnsi="Times New Roman" w:cs="Times New Roman"/>
+          <w:sz w:val="28"/>
+          <w:szCs w:val="28"/>
+        </w:rPr>
         <w:t xml:space="preserve">, followed by a move to </w:t>
       </w:r>
       <w:r>
         <w:rPr>
-          <w:b/>
+          <w:rFonts w:ascii="Times New Roman" w:hAnsi="Times New Roman" w:cs="Times New Roman"/>
+          <w:b/>
+          <w:sz w:val="28"/>
+          <w:szCs w:val="28"/>
         </w:rPr>
         <w:t>Ottumwa</w:t>
       </w:r>
       <w:r>
+        <w:rPr>
+          <w:rFonts w:ascii="Times New Roman" w:hAnsi="Times New Roman" w:cs="Times New Roman"/>
+          <w:sz w:val="28"/>
+          <w:szCs w:val="28"/>
+        </w:rPr>
         <w:t xml:space="preserve">, where his contributions would become deeply woven into local and state softball history. Over the next several decades, </w:t>
       </w:r>
     </w:p>
@@ -130,16 +225,26 @@
       <w:pPr>
         <w:spacing w:after="10"/>
         <w:ind w:left="-5"/>
+        <w:rPr>
+          <w:rFonts w:ascii="Times New Roman" w:hAnsi="Times New Roman" w:cs="Times New Roman"/>
+          <w:sz w:val="28"/>
+          <w:szCs w:val="28"/>
+        </w:rPr>
       </w:pPr>
       <w:r>
-        <w:t>Charles competed at a consistently hig</w:t>
-      </w:r>
-      <w:r>
-        <w:t xml:space="preserve">h level for numerous elite teams, including the </w:t>
-      </w:r>
-      <w:r>
-        <w:rPr>
-          <w:b/>
+        <w:rPr>
+          <w:rFonts w:ascii="Times New Roman" w:hAnsi="Times New Roman" w:cs="Times New Roman"/>
+          <w:sz w:val="28"/>
+          <w:szCs w:val="28"/>
+        </w:rPr>
+        <w:t xml:space="preserve">Charles competed at a consistently high level for numerous elite teams, including the </w:t>
+      </w:r>
+      <w:r>
+        <w:rPr>
+          <w:rFonts w:ascii="Times New Roman" w:hAnsi="Times New Roman" w:cs="Times New Roman"/>
+          <w:b/>
+          <w:sz w:val="28"/>
+          <w:szCs w:val="28"/>
         </w:rPr>
         <w:t xml:space="preserve">Ottumwa </w:t>
       </w:r>
@@ -148,10 +253,18 @@
       <w:pPr>
         <w:spacing w:after="10"/>
         <w:ind w:left="-5"/>
+        <w:rPr>
+          <w:rFonts w:ascii="Times New Roman" w:hAnsi="Times New Roman" w:cs="Times New Roman"/>
+          <w:sz w:val="28"/>
+          <w:szCs w:val="28"/>
+        </w:rPr>
       </w:pPr>
       <w:r>
         <w:rPr>
-          <w:b/>
+          <w:rFonts w:ascii="Times New Roman" w:hAnsi="Times New Roman" w:cs="Times New Roman"/>
+          <w:b/>
+          <w:sz w:val="28"/>
+          <w:szCs w:val="28"/>
         </w:rPr>
         <w:t xml:space="preserve">Mets, Appliance City, Hamm’s Beer, Morrell’s, Local 74, Ottumwa’s Local P-1, Miller’s </w:t>
       </w:r>
@@ -160,414 +273,691 @@
       <w:pPr>
         <w:spacing w:after="248"/>
         <w:ind w:left="-5"/>
+        <w:rPr>
+          <w:rFonts w:ascii="Times New Roman" w:hAnsi="Times New Roman" w:cs="Times New Roman"/>
+          <w:sz w:val="28"/>
+          <w:szCs w:val="28"/>
+        </w:rPr>
       </w:pPr>
       <w:r>
         <w:rPr>
-          <w:b/>
+          <w:rFonts w:ascii="Times New Roman" w:hAnsi="Times New Roman" w:cs="Times New Roman"/>
+          <w:b/>
+          <w:sz w:val="28"/>
+          <w:szCs w:val="28"/>
         </w:rPr>
         <w:t xml:space="preserve">High Life, </w:t>
       </w:r>
       <w:proofErr w:type="spellStart"/>
       <w:r>
         <w:rPr>
-          <w:b/>
+          <w:rFonts w:ascii="Times New Roman" w:hAnsi="Times New Roman" w:cs="Times New Roman"/>
+          <w:b/>
+          <w:sz w:val="28"/>
+          <w:szCs w:val="28"/>
         </w:rPr>
         <w:t>Reame’s</w:t>
       </w:r>
       <w:proofErr w:type="spellEnd"/>
       <w:r>
         <w:rPr>
-          <w:b/>
+          <w:rFonts w:ascii="Times New Roman" w:hAnsi="Times New Roman" w:cs="Times New Roman"/>
+          <w:b/>
+          <w:sz w:val="28"/>
+          <w:szCs w:val="28"/>
         </w:rPr>
         <w:t xml:space="preserve"> Noodles, Western Lumber, Pabst Blue Ribbon Beer, </w:t>
       </w:r>
       <w:proofErr w:type="spellStart"/>
       <w:r>
         <w:rPr>
-          <w:b/>
+          <w:rFonts w:ascii="Times New Roman" w:hAnsi="Times New Roman" w:cs="Times New Roman"/>
+          <w:b/>
+          <w:sz w:val="28"/>
+          <w:szCs w:val="28"/>
         </w:rPr>
         <w:t>Briles</w:t>
       </w:r>
       <w:proofErr w:type="spellEnd"/>
       <w:r>
         <w:rPr>
-          <w:b/>
-        </w:rPr>
-        <w:t xml:space="preserve"> of Cedar Rapids, Head’s Up, Moulton, </w:t>
-      </w:r>
-      <w:r>
-        <w:rPr>
-          <w:b/>
-        </w:rPr>
-        <w:t>and Vans</w:t>
-      </w:r>
-      <w:r>
+          <w:rFonts w:ascii="Times New Roman" w:hAnsi="Times New Roman" w:cs="Times New Roman"/>
+          <w:b/>
+          <w:sz w:val="28"/>
+          <w:szCs w:val="28"/>
+        </w:rPr>
+        <w:t xml:space="preserve"> of Cedar Rapids, Head’s Up, Moulton, and Vans</w:t>
+      </w:r>
+      <w:r>
+        <w:rPr>
+          <w:rFonts w:ascii="Times New Roman" w:hAnsi="Times New Roman" w:cs="Times New Roman"/>
+          <w:sz w:val="28"/>
+          <w:szCs w:val="28"/>
+        </w:rPr>
         <w:t xml:space="preserve">, retiring in </w:t>
       </w:r>
       <w:r>
         <w:rPr>
-          <w:b/>
+          <w:rFonts w:ascii="Times New Roman" w:hAnsi="Times New Roman" w:cs="Times New Roman"/>
+          <w:b/>
+          <w:sz w:val="28"/>
+          <w:szCs w:val="28"/>
         </w:rPr>
         <w:t>1988</w:t>
       </w:r>
       <w:r>
+        <w:rPr>
+          <w:rFonts w:ascii="Times New Roman" w:hAnsi="Times New Roman" w:cs="Times New Roman"/>
+          <w:sz w:val="28"/>
+          <w:szCs w:val="28"/>
+        </w:rPr>
         <w:t xml:space="preserve"> after more than </w:t>
       </w:r>
       <w:r>
         <w:rPr>
-          <w:b/>
+          <w:rFonts w:ascii="Times New Roman" w:hAnsi="Times New Roman" w:cs="Times New Roman"/>
+          <w:b/>
+          <w:sz w:val="28"/>
+          <w:szCs w:val="28"/>
         </w:rPr>
         <w:t>25 years</w:t>
       </w:r>
       <w:r>
+        <w:rPr>
+          <w:rFonts w:ascii="Times New Roman" w:hAnsi="Times New Roman" w:cs="Times New Roman"/>
+          <w:sz w:val="28"/>
+          <w:szCs w:val="28"/>
+        </w:rPr>
         <w:t xml:space="preserve"> of competitive </w:t>
       </w:r>
       <w:proofErr w:type="spellStart"/>
       <w:r>
+        <w:rPr>
+          <w:rFonts w:ascii="Times New Roman" w:hAnsi="Times New Roman" w:cs="Times New Roman"/>
+          <w:sz w:val="28"/>
+          <w:szCs w:val="28"/>
+        </w:rPr>
         <w:t>fastpitch</w:t>
       </w:r>
       <w:proofErr w:type="spellEnd"/>
       <w:r>
+        <w:rPr>
+          <w:rFonts w:ascii="Times New Roman" w:hAnsi="Times New Roman" w:cs="Times New Roman"/>
+          <w:sz w:val="28"/>
+          <w:szCs w:val="28"/>
+        </w:rPr>
         <w:t xml:space="preserve"> softball. </w:t>
       </w:r>
     </w:p>
     <w:p>
       <w:pPr>
         <w:ind w:left="-5"/>
+        <w:rPr>
+          <w:rFonts w:ascii="Times New Roman" w:hAnsi="Times New Roman" w:cs="Times New Roman"/>
+          <w:sz w:val="28"/>
+          <w:szCs w:val="28"/>
+        </w:rPr>
       </w:pPr>
       <w:r>
+        <w:rPr>
+          <w:rFonts w:ascii="Times New Roman" w:hAnsi="Times New Roman" w:cs="Times New Roman"/>
+          <w:sz w:val="28"/>
+          <w:szCs w:val="28"/>
+        </w:rPr>
         <w:t xml:space="preserve">Among his many accomplishments, Charles played a central role in one of the most historic seasons in Ottumwa softball history. In </w:t>
       </w:r>
       <w:r>
         <w:rPr>
-          <w:b/>
+          <w:rFonts w:ascii="Times New Roman" w:hAnsi="Times New Roman" w:cs="Times New Roman"/>
+          <w:b/>
+          <w:sz w:val="28"/>
+          <w:szCs w:val="28"/>
         </w:rPr>
         <w:t>1972</w:t>
       </w:r>
       <w:r>
-        <w:t>, Ottumwa’s Local P-1 compiled a r</w:t>
-      </w:r>
-      <w:r>
-        <w:t xml:space="preserve">emarkable </w:t>
-      </w:r>
-      <w:r>
-        <w:rPr>
-          <w:b/>
+        <w:rPr>
+          <w:rFonts w:ascii="Times New Roman" w:hAnsi="Times New Roman" w:cs="Times New Roman"/>
+          <w:sz w:val="28"/>
+          <w:szCs w:val="28"/>
+        </w:rPr>
+        <w:t xml:space="preserve">, Ottumwa’s Local P-1 compiled a remarkable </w:t>
+      </w:r>
+      <w:r>
+        <w:rPr>
+          <w:rFonts w:ascii="Times New Roman" w:hAnsi="Times New Roman" w:cs="Times New Roman"/>
+          <w:b/>
+          <w:sz w:val="28"/>
+          <w:szCs w:val="28"/>
         </w:rPr>
         <w:t>65–19 record</w:t>
       </w:r>
       <w:r>
+        <w:rPr>
+          <w:rFonts w:ascii="Times New Roman" w:hAnsi="Times New Roman" w:cs="Times New Roman"/>
+          <w:sz w:val="28"/>
+          <w:szCs w:val="28"/>
+        </w:rPr>
         <w:t xml:space="preserve">, qualified for its </w:t>
       </w:r>
       <w:r>
         <w:rPr>
-          <w:b/>
+          <w:rFonts w:ascii="Times New Roman" w:hAnsi="Times New Roman" w:cs="Times New Roman"/>
+          <w:b/>
+          <w:sz w:val="28"/>
+          <w:szCs w:val="28"/>
         </w:rPr>
         <w:t>first-ever state tournament</w:t>
       </w:r>
       <w:r>
+        <w:rPr>
+          <w:rFonts w:ascii="Times New Roman" w:hAnsi="Times New Roman" w:cs="Times New Roman"/>
+          <w:sz w:val="28"/>
+          <w:szCs w:val="28"/>
+        </w:rPr>
         <w:t xml:space="preserve">, and finished </w:t>
       </w:r>
       <w:r>
         <w:rPr>
-          <w:b/>
+          <w:rFonts w:ascii="Times New Roman" w:hAnsi="Times New Roman" w:cs="Times New Roman"/>
+          <w:b/>
+          <w:sz w:val="28"/>
+          <w:szCs w:val="28"/>
         </w:rPr>
         <w:t>5th in the state series</w:t>
       </w:r>
       <w:r>
+        <w:rPr>
+          <w:rFonts w:ascii="Times New Roman" w:hAnsi="Times New Roman" w:cs="Times New Roman"/>
+          <w:sz w:val="28"/>
+          <w:szCs w:val="28"/>
+        </w:rPr>
         <w:t xml:space="preserve">. Charles was the team’s leading hitter, batting </w:t>
       </w:r>
       <w:r>
         <w:rPr>
-          <w:b/>
+          <w:rFonts w:ascii="Times New Roman" w:hAnsi="Times New Roman" w:cs="Times New Roman"/>
+          <w:b/>
+          <w:sz w:val="28"/>
+          <w:szCs w:val="28"/>
         </w:rPr>
         <w:t>.341</w:t>
       </w:r>
       <w:r>
+        <w:rPr>
+          <w:rFonts w:ascii="Times New Roman" w:hAnsi="Times New Roman" w:cs="Times New Roman"/>
+          <w:sz w:val="28"/>
+          <w:szCs w:val="28"/>
+        </w:rPr>
         <w:t xml:space="preserve">, leading the team with </w:t>
       </w:r>
       <w:r>
         <w:rPr>
-          <w:b/>
+          <w:rFonts w:ascii="Times New Roman" w:hAnsi="Times New Roman" w:cs="Times New Roman"/>
+          <w:b/>
+          <w:sz w:val="28"/>
+          <w:szCs w:val="28"/>
         </w:rPr>
         <w:t>86 hits</w:t>
       </w:r>
       <w:r>
+        <w:rPr>
+          <w:rFonts w:ascii="Times New Roman" w:hAnsi="Times New Roman" w:cs="Times New Roman"/>
+          <w:sz w:val="28"/>
+          <w:szCs w:val="28"/>
+        </w:rPr>
         <w:t xml:space="preserve">, </w:t>
       </w:r>
       <w:r>
         <w:rPr>
-          <w:b/>
+          <w:rFonts w:ascii="Times New Roman" w:hAnsi="Times New Roman" w:cs="Times New Roman"/>
+          <w:b/>
+          <w:sz w:val="28"/>
+          <w:szCs w:val="28"/>
         </w:rPr>
         <w:t>68 runs scored</w:t>
       </w:r>
       <w:r>
+        <w:rPr>
+          <w:rFonts w:ascii="Times New Roman" w:hAnsi="Times New Roman" w:cs="Times New Roman"/>
+          <w:sz w:val="28"/>
+          <w:szCs w:val="28"/>
+        </w:rPr>
         <w:t xml:space="preserve">, </w:t>
       </w:r>
       <w:r>
         <w:rPr>
-          <w:b/>
+          <w:rFonts w:ascii="Times New Roman" w:hAnsi="Times New Roman" w:cs="Times New Roman"/>
+          <w:b/>
+          <w:sz w:val="28"/>
+          <w:szCs w:val="28"/>
         </w:rPr>
         <w:t>13 doubles</w:t>
       </w:r>
       <w:r>
+        <w:rPr>
+          <w:rFonts w:ascii="Times New Roman" w:hAnsi="Times New Roman" w:cs="Times New Roman"/>
+          <w:sz w:val="28"/>
+          <w:szCs w:val="28"/>
+        </w:rPr>
         <w:t xml:space="preserve">, and </w:t>
       </w:r>
       <w:r>
         <w:rPr>
-          <w:b/>
+          <w:rFonts w:ascii="Times New Roman" w:hAnsi="Times New Roman" w:cs="Times New Roman"/>
+          <w:b/>
+          <w:sz w:val="28"/>
+          <w:szCs w:val="28"/>
         </w:rPr>
         <w:t>20 home runs</w:t>
       </w:r>
       <w:r>
-        <w:t>. His performance w</w:t>
-      </w:r>
-      <w:r>
-        <w:t xml:space="preserve">as instrumental in the team’s historic success. </w:t>
+        <w:rPr>
+          <w:rFonts w:ascii="Times New Roman" w:hAnsi="Times New Roman" w:cs="Times New Roman"/>
+          <w:sz w:val="28"/>
+          <w:szCs w:val="28"/>
+        </w:rPr>
+        <w:t xml:space="preserve">. His performance was instrumental in the team’s historic success. </w:t>
       </w:r>
     </w:p>
     <w:p>
       <w:pPr>
         <w:ind w:left="-5"/>
+        <w:rPr>
+          <w:rFonts w:ascii="Times New Roman" w:hAnsi="Times New Roman" w:cs="Times New Roman"/>
+          <w:sz w:val="28"/>
+          <w:szCs w:val="28"/>
+        </w:rPr>
       </w:pPr>
       <w:r>
+        <w:rPr>
+          <w:rFonts w:ascii="Times New Roman" w:hAnsi="Times New Roman" w:cs="Times New Roman"/>
+          <w:sz w:val="28"/>
+          <w:szCs w:val="28"/>
+        </w:rPr>
         <w:t xml:space="preserve">He followed that season with another outstanding year in </w:t>
       </w:r>
       <w:r>
         <w:rPr>
-          <w:b/>
+          <w:rFonts w:ascii="Times New Roman" w:hAnsi="Times New Roman" w:cs="Times New Roman"/>
+          <w:b/>
+          <w:sz w:val="28"/>
+          <w:szCs w:val="28"/>
         </w:rPr>
         <w:t>1973</w:t>
       </w:r>
       <w:r>
+        <w:rPr>
+          <w:rFonts w:ascii="Times New Roman" w:hAnsi="Times New Roman" w:cs="Times New Roman"/>
+          <w:sz w:val="28"/>
+          <w:szCs w:val="28"/>
+        </w:rPr>
         <w:t xml:space="preserve">, sweeping the team’s </w:t>
       </w:r>
       <w:r>
         <w:rPr>
-          <w:b/>
+          <w:rFonts w:ascii="Times New Roman" w:hAnsi="Times New Roman" w:cs="Times New Roman"/>
+          <w:b/>
+          <w:sz w:val="28"/>
+          <w:szCs w:val="28"/>
         </w:rPr>
         <w:t>extra-base hit categories</w:t>
       </w:r>
       <w:r>
+        <w:rPr>
+          <w:rFonts w:ascii="Times New Roman" w:hAnsi="Times New Roman" w:cs="Times New Roman"/>
+          <w:sz w:val="28"/>
+          <w:szCs w:val="28"/>
+        </w:rPr>
         <w:t xml:space="preserve"> with </w:t>
       </w:r>
       <w:r>
         <w:rPr>
-          <w:b/>
+          <w:rFonts w:ascii="Times New Roman" w:hAnsi="Times New Roman" w:cs="Times New Roman"/>
+          <w:b/>
+          <w:sz w:val="28"/>
+          <w:szCs w:val="28"/>
         </w:rPr>
         <w:t>13 home runs, 15 doubles, and 8 triples</w:t>
       </w:r>
       <w:r>
+        <w:rPr>
+          <w:rFonts w:ascii="Times New Roman" w:hAnsi="Times New Roman" w:cs="Times New Roman"/>
+          <w:sz w:val="28"/>
+          <w:szCs w:val="28"/>
+        </w:rPr>
         <w:t xml:space="preserve">, while again leading the team in hits with </w:t>
       </w:r>
       <w:r>
         <w:rPr>
-          <w:b/>
-        </w:rPr>
-        <w:t>68 hits in</w:t>
-      </w:r>
-      <w:r>
-        <w:rPr>
-          <w:b/>
-        </w:rPr>
-        <w:t xml:space="preserve"> 204 plate appearances</w:t>
-      </w:r>
-      <w:r>
+          <w:rFonts w:ascii="Times New Roman" w:hAnsi="Times New Roman" w:cs="Times New Roman"/>
+          <w:b/>
+          <w:sz w:val="28"/>
+          <w:szCs w:val="28"/>
+        </w:rPr>
+        <w:t>68 hits in 204 plate appearances</w:t>
+      </w:r>
+      <w:r>
+        <w:rPr>
+          <w:rFonts w:ascii="Times New Roman" w:hAnsi="Times New Roman" w:cs="Times New Roman"/>
+          <w:sz w:val="28"/>
+          <w:szCs w:val="28"/>
+        </w:rPr>
         <w:t xml:space="preserve">. These back-to-back seasons solidified his reputation as a powerful, consistent, and reliable offensive force. </w:t>
       </w:r>
     </w:p>
     <w:p>
       <w:pPr>
         <w:ind w:left="-5"/>
+        <w:rPr>
+          <w:rFonts w:ascii="Times New Roman" w:hAnsi="Times New Roman" w:cs="Times New Roman"/>
+          <w:sz w:val="28"/>
+          <w:szCs w:val="28"/>
+        </w:rPr>
       </w:pPr>
       <w:r>
-        <w:t>Beyond league and tournament play, Charles’s talent and reputation earned him appearances with some of the most iconic ex</w:t>
-      </w:r>
-      <w:r>
-        <w:t xml:space="preserve">hibition and barnstorming teams in softball history during the </w:t>
-      </w:r>
-      <w:r>
-        <w:rPr>
-          <w:b/>
+        <w:rPr>
+          <w:rFonts w:ascii="Times New Roman" w:hAnsi="Times New Roman" w:cs="Times New Roman"/>
+          <w:sz w:val="28"/>
+          <w:szCs w:val="28"/>
+        </w:rPr>
+        <w:lastRenderedPageBreak/>
+        <w:t xml:space="preserve">Beyond league and tournament play, Charles’s talent and reputation earned him appearances with some of the most iconic exhibition and barnstorming teams in softball history during the </w:t>
+      </w:r>
+      <w:r>
+        <w:rPr>
+          <w:rFonts w:ascii="Times New Roman" w:hAnsi="Times New Roman" w:cs="Times New Roman"/>
+          <w:b/>
+          <w:sz w:val="28"/>
+          <w:szCs w:val="28"/>
         </w:rPr>
         <w:t>1970s</w:t>
       </w:r>
       <w:r>
+        <w:rPr>
+          <w:rFonts w:ascii="Times New Roman" w:hAnsi="Times New Roman" w:cs="Times New Roman"/>
+          <w:sz w:val="28"/>
+          <w:szCs w:val="28"/>
+        </w:rPr>
         <w:t xml:space="preserve">. He appeared with the </w:t>
       </w:r>
       <w:r>
         <w:rPr>
-          <w:b/>
+          <w:rFonts w:ascii="Times New Roman" w:hAnsi="Times New Roman" w:cs="Times New Roman"/>
+          <w:b/>
+          <w:sz w:val="28"/>
+          <w:szCs w:val="28"/>
         </w:rPr>
         <w:t>California Cuties</w:t>
       </w:r>
       <w:r>
+        <w:rPr>
+          <w:rFonts w:ascii="Times New Roman" w:hAnsi="Times New Roman" w:cs="Times New Roman"/>
+          <w:sz w:val="28"/>
+          <w:szCs w:val="28"/>
+        </w:rPr>
         <w:t xml:space="preserve">, a nationally known barnstorming team formed in 1946; with </w:t>
       </w:r>
       <w:r>
         <w:rPr>
-          <w:b/>
+          <w:rFonts w:ascii="Times New Roman" w:hAnsi="Times New Roman" w:cs="Times New Roman"/>
+          <w:b/>
+          <w:sz w:val="28"/>
+          <w:szCs w:val="28"/>
         </w:rPr>
         <w:t>The King and His Court</w:t>
       </w:r>
       <w:r>
-        <w:t>, the original four-man team recognized for over 65 years as Ameri</w:t>
-      </w:r>
-      <w:r>
-        <w:t xml:space="preserve">ca’s premier softball entertainment; and with </w:t>
-      </w:r>
-      <w:r>
-        <w:rPr>
-          <w:b/>
+        <w:rPr>
+          <w:rFonts w:ascii="Times New Roman" w:hAnsi="Times New Roman" w:cs="Times New Roman"/>
+          <w:sz w:val="28"/>
+          <w:szCs w:val="28"/>
+        </w:rPr>
+        <w:t xml:space="preserve">, the original four-man team recognized for over 65 years as America’s premier softball entertainment; and with </w:t>
+      </w:r>
+      <w:r>
+        <w:rPr>
+          <w:rFonts w:ascii="Times New Roman" w:hAnsi="Times New Roman" w:cs="Times New Roman"/>
+          <w:b/>
+          <w:sz w:val="28"/>
+          <w:szCs w:val="28"/>
         </w:rPr>
         <w:t>The Queen and Her Court</w:t>
       </w:r>
       <w:r>
-        <w:t>, a professional exhibition team renowned for its exceptional skill and remarkable performances. These appearances reflected not only his athletic ability, but the high level of respect h</w:t>
-      </w:r>
-      <w:r>
-        <w:t xml:space="preserve">e </w:t>
-      </w:r>
-      <w:proofErr w:type="gramStart"/>
-      <w:r>
-        <w:t>commanded</w:t>
-      </w:r>
-      <w:proofErr w:type="gramEnd"/>
-      <w:r>
-        <w:t xml:space="preserve"> within the sport. </w:t>
+        <w:rPr>
+          <w:rFonts w:ascii="Times New Roman" w:hAnsi="Times New Roman" w:cs="Times New Roman"/>
+          <w:sz w:val="28"/>
+          <w:szCs w:val="28"/>
+        </w:rPr>
+        <w:t xml:space="preserve">, a professional exhibition team renowned for its exceptional skill and remarkable performances. These appearances reflected not only his athletic ability, but the high level of respect he commanded within the sport. </w:t>
       </w:r>
     </w:p>
     <w:p>
       <w:pPr>
         <w:ind w:left="-5"/>
+        <w:rPr>
+          <w:rFonts w:ascii="Times New Roman" w:hAnsi="Times New Roman" w:cs="Times New Roman"/>
+          <w:sz w:val="28"/>
+          <w:szCs w:val="28"/>
+        </w:rPr>
       </w:pPr>
       <w:r>
+        <w:rPr>
+          <w:rFonts w:ascii="Times New Roman" w:hAnsi="Times New Roman" w:cs="Times New Roman"/>
+          <w:sz w:val="28"/>
+          <w:szCs w:val="28"/>
+        </w:rPr>
         <w:t xml:space="preserve">In the </w:t>
       </w:r>
       <w:r>
         <w:rPr>
-          <w:b/>
+          <w:rFonts w:ascii="Times New Roman" w:hAnsi="Times New Roman" w:cs="Times New Roman"/>
+          <w:b/>
+          <w:sz w:val="28"/>
+          <w:szCs w:val="28"/>
         </w:rPr>
         <w:t>1980s</w:t>
       </w:r>
       <w:r>
+        <w:rPr>
+          <w:rFonts w:ascii="Times New Roman" w:hAnsi="Times New Roman" w:cs="Times New Roman"/>
+          <w:sz w:val="28"/>
+          <w:szCs w:val="28"/>
+        </w:rPr>
         <w:t xml:space="preserve">, Charles continued his contribution to athletics through coaching, serving as a </w:t>
       </w:r>
       <w:r>
         <w:rPr>
-          <w:b/>
+          <w:rFonts w:ascii="Times New Roman" w:hAnsi="Times New Roman" w:cs="Times New Roman"/>
+          <w:b/>
+          <w:sz w:val="28"/>
+          <w:szCs w:val="28"/>
         </w:rPr>
         <w:t>baseball coach for his son, Charlie Jr.</w:t>
       </w:r>
       <w:r>
+        <w:rPr>
+          <w:rFonts w:ascii="Times New Roman" w:hAnsi="Times New Roman" w:cs="Times New Roman"/>
+          <w:sz w:val="28"/>
+          <w:szCs w:val="28"/>
+        </w:rPr>
         <w:t xml:space="preserve">, and as a </w:t>
       </w:r>
       <w:r>
         <w:rPr>
-          <w:b/>
+          <w:rFonts w:ascii="Times New Roman" w:hAnsi="Times New Roman" w:cs="Times New Roman"/>
+          <w:b/>
+          <w:sz w:val="28"/>
+          <w:szCs w:val="28"/>
         </w:rPr>
         <w:t>softball coach for many years for his daughter, Candi</w:t>
       </w:r>
       <w:r>
-        <w:t>, as well as other young athl</w:t>
-      </w:r>
-      <w:r>
-        <w:t xml:space="preserve">etes. He was widely regarded as an outstanding coach who combined deep knowledge of the game with integrity, discipline, and encouragement. Candi recalls her father as </w:t>
-      </w:r>
-      <w:r>
-        <w:rPr>
+        <w:rPr>
+          <w:rFonts w:ascii="Times New Roman" w:hAnsi="Times New Roman" w:cs="Times New Roman"/>
+          <w:sz w:val="28"/>
+          <w:szCs w:val="28"/>
+        </w:rPr>
+        <w:t xml:space="preserve">, as well as other young athletes. He was widely regarded as an outstanding coach who combined deep knowledge of the game with integrity, discipline, and encouragement. Candi recalls her father as </w:t>
+      </w:r>
+      <w:r>
+        <w:rPr>
+          <w:rFonts w:ascii="Times New Roman" w:hAnsi="Times New Roman" w:cs="Times New Roman"/>
           <w:i/>
+          <w:sz w:val="28"/>
+          <w:szCs w:val="28"/>
         </w:rPr>
         <w:t>the finest of coaches</w:t>
       </w:r>
       <w:r>
-        <w:t xml:space="preserve">, noting that he set high </w:t>
-      </w:r>
-      <w:r>
-        <w:lastRenderedPageBreak/>
-        <w:t>expectations that players genuinely wante</w:t>
-      </w:r>
-      <w:r>
-        <w:t xml:space="preserve">d to meet. His coaching emphasized preparation, accountability, teamwork, and respect—values that extended far beyond the playing field. </w:t>
+        <w:rPr>
+          <w:rFonts w:ascii="Times New Roman" w:hAnsi="Times New Roman" w:cs="Times New Roman"/>
+          <w:sz w:val="28"/>
+          <w:szCs w:val="28"/>
+        </w:rPr>
+        <w:t xml:space="preserve">, noting that he set high expectations that players genuinely wanted to meet. His coaching emphasized preparation, accountability, teamwork, and respect—values that extended far beyond the playing field. </w:t>
       </w:r>
     </w:p>
     <w:p>
       <w:pPr>
         <w:ind w:left="-5"/>
+        <w:rPr>
+          <w:rFonts w:ascii="Times New Roman" w:hAnsi="Times New Roman" w:cs="Times New Roman"/>
+          <w:sz w:val="28"/>
+          <w:szCs w:val="28"/>
+        </w:rPr>
       </w:pPr>
       <w:r>
+        <w:rPr>
+          <w:rFonts w:ascii="Times New Roman" w:hAnsi="Times New Roman" w:cs="Times New Roman"/>
+          <w:sz w:val="28"/>
+          <w:szCs w:val="28"/>
+        </w:rPr>
         <w:t xml:space="preserve">Charles </w:t>
       </w:r>
       <w:proofErr w:type="spellStart"/>
       <w:r>
+        <w:rPr>
+          <w:rFonts w:ascii="Times New Roman" w:hAnsi="Times New Roman" w:cs="Times New Roman"/>
+          <w:sz w:val="28"/>
+          <w:szCs w:val="28"/>
+        </w:rPr>
         <w:t>Stufflebeem</w:t>
       </w:r>
       <w:proofErr w:type="spellEnd"/>
       <w:r>
+        <w:rPr>
+          <w:rFonts w:ascii="Times New Roman" w:hAnsi="Times New Roman" w:cs="Times New Roman"/>
+          <w:sz w:val="28"/>
+          <w:szCs w:val="28"/>
+        </w:rPr>
         <w:t xml:space="preserve"> Sr.’s legacy is defined not only by impressive statistics and championships, but by </w:t>
       </w:r>
       <w:r>
         <w:rPr>
-          <w:b/>
-        </w:rPr>
-        <w:t>decades of ded</w:t>
-      </w:r>
-      <w:r>
-        <w:rPr>
-          <w:b/>
-        </w:rPr>
-        <w:t>ication</w:t>
-      </w:r>
-      <w:r>
+          <w:rFonts w:ascii="Times New Roman" w:hAnsi="Times New Roman" w:cs="Times New Roman"/>
+          <w:b/>
+          <w:sz w:val="28"/>
+          <w:szCs w:val="28"/>
+        </w:rPr>
+        <w:t>decades of dedication</w:t>
+      </w:r>
+      <w:r>
+        <w:rPr>
+          <w:rFonts w:ascii="Times New Roman" w:hAnsi="Times New Roman" w:cs="Times New Roman"/>
+          <w:sz w:val="28"/>
+          <w:szCs w:val="28"/>
+        </w:rPr>
         <w:t xml:space="preserve">, </w:t>
       </w:r>
       <w:r>
         <w:rPr>
-          <w:b/>
+          <w:rFonts w:ascii="Times New Roman" w:hAnsi="Times New Roman" w:cs="Times New Roman"/>
+          <w:b/>
+          <w:sz w:val="28"/>
+          <w:szCs w:val="28"/>
         </w:rPr>
         <w:t>state and national recognition</w:t>
       </w:r>
       <w:r>
+        <w:rPr>
+          <w:rFonts w:ascii="Times New Roman" w:hAnsi="Times New Roman" w:cs="Times New Roman"/>
+          <w:sz w:val="28"/>
+          <w:szCs w:val="28"/>
+        </w:rPr>
         <w:t xml:space="preserve">, and </w:t>
       </w:r>
       <w:r>
         <w:rPr>
-          <w:b/>
+          <w:rFonts w:ascii="Times New Roman" w:hAnsi="Times New Roman" w:cs="Times New Roman"/>
+          <w:b/>
+          <w:sz w:val="28"/>
+          <w:szCs w:val="28"/>
         </w:rPr>
         <w:t>lasting influence on players, teams, and the broader softball community</w:t>
       </w:r>
       <w:r>
+        <w:rPr>
+          <w:rFonts w:ascii="Times New Roman" w:hAnsi="Times New Roman" w:cs="Times New Roman"/>
+          <w:sz w:val="28"/>
+          <w:szCs w:val="28"/>
+        </w:rPr>
         <w:t xml:space="preserve">. His commitment to excellence, sportsmanship, and the development of others exemplifies the very standards a Hall of Fame exists to honor. </w:t>
       </w:r>
     </w:p>
     <w:p>
       <w:pPr>
         <w:ind w:left="-5"/>
+        <w:rPr>
+          <w:rFonts w:ascii="Times New Roman" w:hAnsi="Times New Roman" w:cs="Times New Roman"/>
+          <w:sz w:val="28"/>
+          <w:szCs w:val="28"/>
+        </w:rPr>
       </w:pPr>
       <w:r>
+        <w:rPr>
+          <w:rFonts w:ascii="Times New Roman" w:hAnsi="Times New Roman" w:cs="Times New Roman"/>
+          <w:sz w:val="28"/>
+          <w:szCs w:val="28"/>
+        </w:rPr>
         <w:t xml:space="preserve">For these reasons, I respectfully and wholeheartedly recommend </w:t>
       </w:r>
       <w:r>
         <w:rPr>
-          <w:b/>
+          <w:rFonts w:ascii="Times New Roman" w:hAnsi="Times New Roman" w:cs="Times New Roman"/>
+          <w:b/>
+          <w:sz w:val="28"/>
+          <w:szCs w:val="28"/>
         </w:rPr>
         <w:t xml:space="preserve">Charles </w:t>
       </w:r>
       <w:proofErr w:type="spellStart"/>
       <w:r>
         <w:rPr>
-          <w:b/>
+          <w:rFonts w:ascii="Times New Roman" w:hAnsi="Times New Roman" w:cs="Times New Roman"/>
+          <w:b/>
+          <w:sz w:val="28"/>
+          <w:szCs w:val="28"/>
         </w:rPr>
         <w:t>Stufflebeem</w:t>
       </w:r>
       <w:proofErr w:type="spellEnd"/>
       <w:r>
         <w:rPr>
-          <w:b/>
+          <w:rFonts w:ascii="Times New Roman" w:hAnsi="Times New Roman" w:cs="Times New Roman"/>
+          <w:b/>
+          <w:sz w:val="28"/>
+          <w:szCs w:val="28"/>
         </w:rPr>
         <w:t xml:space="preserve"> Sr.</w:t>
       </w:r>
       <w:r>
+        <w:rPr>
+          <w:rFonts w:ascii="Times New Roman" w:hAnsi="Times New Roman" w:cs="Times New Roman"/>
+          <w:sz w:val="28"/>
+          <w:szCs w:val="28"/>
+        </w:rPr>
         <w:t xml:space="preserve"> for induction into the Fastpitch Softball Hall of Fame. </w:t>
       </w:r>
     </w:p>
@@ -575,10 +965,18 @@
       <w:pPr>
         <w:spacing w:after="10"/>
         <w:ind w:left="-5"/>
+        <w:rPr>
+          <w:rFonts w:ascii="Times New Roman" w:hAnsi="Times New Roman" w:cs="Times New Roman"/>
+          <w:sz w:val="28"/>
+          <w:szCs w:val="28"/>
+        </w:rPr>
       </w:pPr>
       <w:r>
         <w:rPr>
-          <w:b/>
+          <w:rFonts w:ascii="Times New Roman" w:hAnsi="Times New Roman" w:cs="Times New Roman"/>
+          <w:b/>
+          <w:sz w:val="28"/>
+          <w:szCs w:val="28"/>
         </w:rPr>
         <w:t xml:space="preserve">Sincerely, </w:t>
       </w:r>
@@ -587,56 +985,126 @@
       <w:pPr>
         <w:spacing w:after="258" w:line="259" w:lineRule="auto"/>
         <w:ind w:left="0" w:firstLine="0"/>
+        <w:rPr>
+          <w:rFonts w:ascii="Times New Roman" w:hAnsi="Times New Roman" w:cs="Times New Roman"/>
+          <w:sz w:val="28"/>
+          <w:szCs w:val="28"/>
+        </w:rPr>
       </w:pPr>
       <w:r>
+        <w:rPr>
+          <w:rFonts w:ascii="Times New Roman" w:hAnsi="Times New Roman" w:cs="Times New Roman"/>
+          <w:sz w:val="28"/>
+          <w:szCs w:val="28"/>
+        </w:rPr>
         <w:t xml:space="preserve"> </w:t>
       </w:r>
     </w:p>
     <w:p>
       <w:pPr>
         <w:ind w:left="-5"/>
+        <w:rPr>
+          <w:rFonts w:ascii="Times New Roman" w:hAnsi="Times New Roman" w:cs="Times New Roman"/>
+          <w:sz w:val="28"/>
+          <w:szCs w:val="28"/>
+        </w:rPr>
       </w:pPr>
       <w:r>
+        <w:rPr>
+          <w:rFonts w:ascii="Times New Roman" w:hAnsi="Times New Roman" w:cs="Times New Roman"/>
+          <w:sz w:val="28"/>
+          <w:szCs w:val="28"/>
+        </w:rPr>
         <w:t xml:space="preserve">Charles </w:t>
       </w:r>
       <w:proofErr w:type="spellStart"/>
       <w:r>
+        <w:rPr>
+          <w:rFonts w:ascii="Times New Roman" w:hAnsi="Times New Roman" w:cs="Times New Roman"/>
+          <w:sz w:val="28"/>
+          <w:szCs w:val="28"/>
+        </w:rPr>
         <w:t>Stufflebeem</w:t>
       </w:r>
       <w:proofErr w:type="spellEnd"/>
       <w:r>
+        <w:rPr>
+          <w:rFonts w:ascii="Times New Roman" w:hAnsi="Times New Roman" w:cs="Times New Roman"/>
+          <w:sz w:val="28"/>
+          <w:szCs w:val="28"/>
+        </w:rPr>
         <w:t xml:space="preserve">, Jr and Candice York </w:t>
       </w:r>
     </w:p>
     <w:p>
       <w:pPr>
         <w:ind w:left="-5"/>
+        <w:rPr>
+          <w:rFonts w:ascii="Times New Roman" w:hAnsi="Times New Roman" w:cs="Times New Roman"/>
+          <w:sz w:val="28"/>
+          <w:szCs w:val="28"/>
+        </w:rPr>
       </w:pPr>
       <w:r>
+        <w:rPr>
+          <w:rFonts w:ascii="Times New Roman" w:hAnsi="Times New Roman" w:cs="Times New Roman"/>
+          <w:sz w:val="28"/>
+          <w:szCs w:val="28"/>
+        </w:rPr>
         <w:t xml:space="preserve">Children of Charles </w:t>
       </w:r>
       <w:proofErr w:type="spellStart"/>
       <w:r>
+        <w:rPr>
+          <w:rFonts w:ascii="Times New Roman" w:hAnsi="Times New Roman" w:cs="Times New Roman"/>
+          <w:sz w:val="28"/>
+          <w:szCs w:val="28"/>
+        </w:rPr>
         <w:t>Stufflebeem</w:t>
       </w:r>
       <w:proofErr w:type="spellEnd"/>
       <w:r>
+        <w:rPr>
+          <w:rFonts w:ascii="Times New Roman" w:hAnsi="Times New Roman" w:cs="Times New Roman"/>
+          <w:sz w:val="28"/>
+          <w:szCs w:val="28"/>
+        </w:rPr>
         <w:t xml:space="preserve">, Sr. </w:t>
       </w:r>
     </w:p>
     <w:p>
       <w:pPr>
         <w:ind w:left="-5"/>
+        <w:rPr>
+          <w:rFonts w:ascii="Times New Roman" w:hAnsi="Times New Roman" w:cs="Times New Roman"/>
+          <w:sz w:val="28"/>
+          <w:szCs w:val="28"/>
+        </w:rPr>
       </w:pPr>
       <w:r>
+        <w:rPr>
+          <w:rFonts w:ascii="Times New Roman" w:hAnsi="Times New Roman" w:cs="Times New Roman"/>
+          <w:sz w:val="28"/>
+          <w:szCs w:val="28"/>
+        </w:rPr>
         <w:t xml:space="preserve">Minnie </w:t>
       </w:r>
       <w:proofErr w:type="spellStart"/>
       <w:r>
+        <w:rPr>
+          <w:rFonts w:ascii="Times New Roman" w:hAnsi="Times New Roman" w:cs="Times New Roman"/>
+          <w:sz w:val="28"/>
+          <w:szCs w:val="28"/>
+        </w:rPr>
         <w:t>Stufflebeem</w:t>
       </w:r>
       <w:proofErr w:type="spellEnd"/>
       <w:r>
+        <w:rPr>
+          <w:rFonts w:ascii="Times New Roman" w:hAnsi="Times New Roman" w:cs="Times New Roman"/>
+          <w:sz w:val="28"/>
+          <w:szCs w:val="28"/>
+        </w:rPr>
         <w:t xml:space="preserve">, wife </w:t>
       </w:r>
     </w:p>
